--- a/CÔNG TY TNHH MERCURY CONSULTANT/MERCURY_ThaydoiDiaChi/MauSo10.docx
+++ b/CÔNG TY TNHH MERCURY CONSULTANT/MERCURY_ThaydoiDiaChi/MauSo10.docx
@@ -64,18 +64,18 @@
         <w:tblLook w:val="04A0" w:firstRow="1" w:lastRow="0" w:firstColumn="1" w:lastColumn="0" w:noHBand="0" w:noVBand="1"/>
       </w:tblPr>
       <w:tblGrid>
-        <w:gridCol w:w="709"/>
-        <w:gridCol w:w="1162"/>
+        <w:gridCol w:w="710"/>
+        <w:gridCol w:w="1165"/>
         <w:gridCol w:w="1310"/>
         <w:gridCol w:w="886"/>
-        <w:gridCol w:w="1674"/>
-        <w:gridCol w:w="1032"/>
-        <w:gridCol w:w="928"/>
-        <w:gridCol w:w="1320"/>
+        <w:gridCol w:w="1649"/>
+        <w:gridCol w:w="1033"/>
+        <w:gridCol w:w="929"/>
+        <w:gridCol w:w="1332"/>
+        <w:gridCol w:w="1212"/>
+        <w:gridCol w:w="1615"/>
         <w:gridCol w:w="1210"/>
-        <w:gridCol w:w="1612"/>
-        <w:gridCol w:w="1209"/>
-        <w:gridCol w:w="903"/>
+        <w:gridCol w:w="904"/>
       </w:tblGrid>
       <w:tr>
         <w:trPr>
@@ -951,7 +951,7 @@
                 <w:sz w:val="24"/>
                 <w:szCs w:val="24"/>
               </w:rPr>
-              <w:t>LÊ THỊ LIÊN</w:t>
+              <w:t>LIU, YU-TIEN</w:t>
             </w:r>
           </w:p>
         </w:tc>
@@ -975,10 +975,8 @@
                 <w:sz w:val="24"/>
                 <w:szCs w:val="24"/>
               </w:rPr>
-              <w:t>12/06/1987</w:t>
-            </w:r>
-            <w:bookmarkStart w:id="0" w:name="_GoBack"/>
-            <w:bookmarkEnd w:id="0"/>
+              <w:t>31/05/1970</w:t>
+            </w:r>
           </w:p>
         </w:tc>
         <w:tc>
@@ -1011,7 +1009,7 @@
                 <w:szCs w:val="20"/>
                 <w:lang w:val="en-US"/>
               </w:rPr>
-              <w:t>ữ</w:t>
+              <w:t>am</w:t>
             </w:r>
           </w:p>
         </w:tc>
@@ -1029,132 +1027,50 @@
                 <w:szCs w:val="20"/>
               </w:rPr>
             </w:pPr>
-            <w:r>
-              <w:rPr>
-                <w:b/>
-                <w:sz w:val="20"/>
-                <w:szCs w:val="20"/>
-              </w:rPr>
-              <w:t>CĂN CƯỚC:</w:t>
-            </w:r>
-            <w:r>
-              <w:t xml:space="preserve"> </w:t>
-            </w:r>
             <w:r>
               <w:rPr>
                 <w:rFonts w:eastAsia="Times New Roman"/>
                 <w:sz w:val="24"/>
                 <w:szCs w:val="24"/>
               </w:rPr>
-              <w:t>038187023229</w:t>
-            </w:r>
-          </w:p>
-          <w:p>
-            <w:pPr>
-              <w:jc w:val="left"/>
+              <w:t>Hộ chiếu nước ngoài</w:t>
+            </w:r>
+            <w:r>
               <w:rPr>
                 <w:b/>
                 <w:sz w:val="20"/>
                 <w:szCs w:val="20"/>
               </w:rPr>
-            </w:pPr>
-            <w:r>
-              <w:rPr>
-                <w:b/>
-                <w:sz w:val="20"/>
-                <w:szCs w:val="20"/>
-              </w:rPr>
-              <w:t xml:space="preserve">Ngày cấp: </w:t>
-            </w:r>
-            <w:r>
-              <w:rPr>
-                <w:b/>
-                <w:sz w:val="20"/>
-                <w:szCs w:val="20"/>
-              </w:rPr>
-              <w:t>10/04/2021</w:t>
-            </w:r>
-          </w:p>
-          <w:p>
-            <w:pPr>
-              <w:jc w:val="left"/>
-              <w:rPr>
-                <w:b/>
-                <w:sz w:val="20"/>
-                <w:szCs w:val="20"/>
-              </w:rPr>
-            </w:pPr>
-            <w:r>
-              <w:rPr>
-                <w:b/>
-                <w:sz w:val="20"/>
-                <w:szCs w:val="20"/>
-              </w:rPr>
-              <w:t xml:space="preserve">Nơi câp: </w:t>
-            </w:r>
-            <w:r>
-              <w:rPr>
-                <w:b/>
-                <w:sz w:val="20"/>
-                <w:szCs w:val="20"/>
-              </w:rPr>
-              <w:t>Cục Cảnh sát quản lý hành chính về trật tự xã hội</w:t>
-            </w:r>
-          </w:p>
-        </w:tc>
-        <w:tc>
-          <w:tcPr>
-            <w:tcW w:w="1050" w:type="dxa"/>
-            <w:vAlign w:val="center"/>
-          </w:tcPr>
-          <w:p>
-            <w:pPr>
-              <w:jc w:val="center"/>
-              <w:rPr>
-                <w:b/>
-                <w:sz w:val="20"/>
-                <w:szCs w:val="20"/>
-              </w:rPr>
-            </w:pPr>
-          </w:p>
-        </w:tc>
-        <w:tc>
-          <w:tcPr>
-            <w:tcW w:w="948" w:type="dxa"/>
-            <w:vAlign w:val="center"/>
-          </w:tcPr>
-          <w:p>
-            <w:pPr>
-              <w:jc w:val="center"/>
-              <w:rPr>
-                <w:b/>
-                <w:sz w:val="20"/>
-                <w:szCs w:val="20"/>
-              </w:rPr>
-            </w:pPr>
-          </w:p>
-        </w:tc>
-        <w:tc>
-          <w:tcPr>
-            <w:tcW w:w="1360" w:type="dxa"/>
-            <w:vAlign w:val="center"/>
-          </w:tcPr>
-          <w:p>
-            <w:pPr>
-              <w:jc w:val="center"/>
-              <w:rPr>
-                <w:b/>
-                <w:sz w:val="20"/>
-                <w:szCs w:val="20"/>
-              </w:rPr>
-            </w:pPr>
+              <w:t>:</w:t>
+            </w:r>
+            <w:r>
+              <w:t xml:space="preserve"> </w:t>
+            </w:r>
             <w:r>
               <w:rPr>
                 <w:rFonts w:eastAsia="Times New Roman"/>
                 <w:sz w:val="24"/>
                 <w:szCs w:val="24"/>
               </w:rPr>
-              <w:t xml:space="preserve">Tổ 7A, Khu Phố 4, </w:t>
+              <w:t>361457667</w:t>
+            </w:r>
+          </w:p>
+          <w:p>
+            <w:pPr>
+              <w:jc w:val="left"/>
+              <w:rPr>
+                <w:b/>
+                <w:sz w:val="20"/>
+                <w:szCs w:val="20"/>
+              </w:rPr>
+            </w:pPr>
+            <w:r>
+              <w:rPr>
+                <w:b/>
+                <w:sz w:val="20"/>
+                <w:szCs w:val="20"/>
+              </w:rPr>
+              <w:t xml:space="preserve">Ngày cấp: </w:t>
             </w:r>
             <w:r>
               <w:rPr>
@@ -1162,7 +1078,32 @@
                 <w:sz w:val="24"/>
                 <w:szCs w:val="24"/>
               </w:rPr>
-              <w:t>Xã</w:t>
+              <w:t xml:space="preserve">04/02/2023 </w:t>
+            </w:r>
+            <w:r>
+              <w:rPr>
+                <w:b/>
+                <w:sz w:val="20"/>
+                <w:szCs w:val="20"/>
+              </w:rPr>
+              <w:t>Nơi c</w:t>
+            </w:r>
+            <w:r>
+              <w:rPr>
+                <w:b/>
+                <w:sz w:val="20"/>
+                <w:szCs w:val="20"/>
+                <w:lang w:val="en-US"/>
+              </w:rPr>
+              <w:t>ấ</w:t>
+            </w:r>
+            <w:r>
+              <w:rPr>
+                <w:b/>
+                <w:sz w:val="20"/>
+                <w:szCs w:val="20"/>
+              </w:rPr>
+              <w:t xml:space="preserve">p: </w:t>
             </w:r>
             <w:r>
               <w:rPr>
@@ -1170,24 +1111,107 @@
                 <w:sz w:val="24"/>
                 <w:szCs w:val="24"/>
               </w:rPr>
-              <w:t xml:space="preserve"> Bắc Tân Uyên, </w:t>
-            </w:r>
+              <w:t>Bộ ngoại giao</w:t>
+            </w:r>
+          </w:p>
+        </w:tc>
+        <w:tc>
+          <w:tcPr>
+            <w:tcW w:w="1050" w:type="dxa"/>
+            <w:vAlign w:val="center"/>
+          </w:tcPr>
+          <w:p>
+            <w:pPr>
+              <w:jc w:val="center"/>
+              <w:rPr>
+                <w:b/>
+                <w:sz w:val="20"/>
+                <w:szCs w:val="20"/>
+                <w:lang w:val="en-US"/>
+              </w:rPr>
+            </w:pPr>
             <w:r>
               <w:rPr>
                 <w:rFonts w:eastAsia="Times New Roman"/>
                 <w:sz w:val="24"/>
                 <w:szCs w:val="24"/>
               </w:rPr>
-              <w:t>Thành phố Hồ Chí Minh</w:t>
-            </w:r>
+              <w:t>Trung Quốc (Đài Loan)</w:t>
+            </w:r>
+          </w:p>
+        </w:tc>
+        <w:tc>
+          <w:tcPr>
+            <w:tcW w:w="948" w:type="dxa"/>
+            <w:vAlign w:val="center"/>
+          </w:tcPr>
+          <w:p>
+            <w:pPr>
+              <w:jc w:val="center"/>
+              <w:rPr>
+                <w:b/>
+                <w:sz w:val="20"/>
+                <w:szCs w:val="20"/>
+              </w:rPr>
+            </w:pPr>
+          </w:p>
+        </w:tc>
+        <w:tc>
+          <w:tcPr>
+            <w:tcW w:w="1360" w:type="dxa"/>
+            <w:vAlign w:val="center"/>
+          </w:tcPr>
+          <w:p>
+            <w:pPr>
+              <w:jc w:val="center"/>
+              <w:rPr>
+                <w:b/>
+                <w:sz w:val="20"/>
+                <w:szCs w:val="20"/>
+              </w:rPr>
+            </w:pPr>
             <w:r>
               <w:rPr>
                 <w:rFonts w:eastAsia="Times New Roman"/>
                 <w:sz w:val="24"/>
                 <w:szCs w:val="24"/>
               </w:rPr>
-              <w:t>, Việt Nam</w:t>
-            </w:r>
+              <w:t>Thửa đất số 935, tờ bản đồ số 6, Phường Bình Dương,</w:t>
+            </w:r>
+            <w:r>
+              <w:rPr>
+                <w:rFonts w:eastAsia="Times New Roman"/>
+                <w:sz w:val="24"/>
+                <w:szCs w:val="24"/>
+              </w:rPr>
+              <w:t xml:space="preserve"> </w:t>
+            </w:r>
+            <w:r>
+              <w:rPr>
+                <w:rFonts w:eastAsia="Times New Roman"/>
+                <w:sz w:val="24"/>
+                <w:szCs w:val="24"/>
+              </w:rPr>
+              <w:t>Thành phố Hồ Chí Minh</w:t>
+            </w:r>
+            <w:r>
+              <w:rPr>
+                <w:rFonts w:eastAsia="Times New Roman"/>
+                <w:sz w:val="24"/>
+                <w:szCs w:val="24"/>
+              </w:rPr>
+              <w:t>,</w:t>
+            </w:r>
+            <w:r>
+              <w:rPr>
+                <w:rFonts w:eastAsia="Times New Roman"/>
+                <w:sz w:val="24"/>
+                <w:szCs w:val="24"/>
+              </w:rPr>
+              <w:t xml:space="preserve"> Việt Nam</w:t>
+            </w:r>
+            <w:bookmarkStart w:id="0" w:name="_GoBack"/>
+            <w:bookmarkEnd w:id="0"/>
           </w:p>
         </w:tc>
         <w:tc>
@@ -1694,7 +1718,7 @@
                 <w:sz w:val="24"/>
                 <w:szCs w:val="24"/>
               </w:rPr>
-              <w:t>LÊ THỊ LIÊN</w:t>
+              <w:t>LIU, YU-TIEN</w:t>
             </w:r>
             <w:r>
               <w:rPr>

--- a/CÔNG TY TNHH MERCURY CONSULTANT/MERCURY_ThaydoiDiaChi/MauSo10.docx
+++ b/CÔNG TY TNHH MERCURY CONSULTANT/MERCURY_ThaydoiDiaChi/MauSo10.docx
@@ -1,6 +1,6 @@
 
 <file path=word/document.xml><?xml version="1.0" encoding="utf-8"?>
-<w:document xmlns:wpc="http://schemas.microsoft.com/office/word/2010/wordprocessingCanvas" xmlns:cx="http://schemas.microsoft.com/office/drawing/2014/chartex" xmlns:cx1="http://schemas.microsoft.com/office/drawing/2015/9/8/chartex" xmlns:mc="http://schemas.openxmlformats.org/markup-compatibility/2006" xmlns:o="urn:schemas-microsoft-com:office:office" xmlns:r="http://schemas.openxmlformats.org/officeDocument/2006/relationships" xmlns:m="http://schemas.openxmlformats.org/officeDocument/2006/math" xmlns:v="urn:schemas-microsoft-com:vml" xmlns:wp14="http://schemas.microsoft.com/office/word/2010/wordprocessingDrawing" xmlns:wp="http://schemas.openxmlformats.org/drawingml/2006/wordprocessingDrawing" xmlns:w10="urn:schemas-microsoft-com:office:word" xmlns:w="http://schemas.openxmlformats.org/wordprocessingml/2006/main" xmlns:w14="http://schemas.microsoft.com/office/word/2010/wordml" xmlns:w15="http://schemas.microsoft.com/office/word/2012/wordml" xmlns:w16se="http://schemas.microsoft.com/office/word/2015/wordml/symex" xmlns:wpg="http://schemas.microsoft.com/office/word/2010/wordprocessingGroup" xmlns:wpi="http://schemas.microsoft.com/office/word/2010/wordprocessingInk" xmlns:wne="http://schemas.microsoft.com/office/word/2006/wordml" xmlns:wps="http://schemas.microsoft.com/office/word/2010/wordprocessingShape" mc:Ignorable="w14 w15 w16se wp14">
+<w:document xmlns:wpc="http://schemas.microsoft.com/office/word/2010/wordprocessingCanvas" xmlns:cx="http://schemas.microsoft.com/office/drawing/2014/chartex" xmlns:cx1="http://schemas.microsoft.com/office/drawing/2015/9/8/chartex" xmlns:cx2="http://schemas.microsoft.com/office/drawing/2015/10/21/chartex" xmlns:cx3="http://schemas.microsoft.com/office/drawing/2016/5/9/chartex" xmlns:cx4="http://schemas.microsoft.com/office/drawing/2016/5/10/chartex" xmlns:cx5="http://schemas.microsoft.com/office/drawing/2016/5/11/chartex" xmlns:cx6="http://schemas.microsoft.com/office/drawing/2016/5/12/chartex" xmlns:cx7="http://schemas.microsoft.com/office/drawing/2016/5/13/chartex" xmlns:cx8="http://schemas.microsoft.com/office/drawing/2016/5/14/chartex" xmlns:mc="http://schemas.openxmlformats.org/markup-compatibility/2006" xmlns:aink="http://schemas.microsoft.com/office/drawing/2016/ink" xmlns:am3d="http://schemas.microsoft.com/office/drawing/2017/model3d" xmlns:o="urn:schemas-microsoft-com:office:office" xmlns:oel="http://schemas.microsoft.com/office/2019/extlst" xmlns:r="http://schemas.openxmlformats.org/officeDocument/2006/relationships" xmlns:m="http://schemas.openxmlformats.org/officeDocument/2006/math" xmlns:v="urn:schemas-microsoft-com:vml" xmlns:wp14="http://schemas.microsoft.com/office/word/2010/wordprocessingDrawing" xmlns:wp="http://schemas.openxmlformats.org/drawingml/2006/wordprocessingDrawing" xmlns:w10="urn:schemas-microsoft-com:office:word" xmlns:w="http://schemas.openxmlformats.org/wordprocessingml/2006/main" xmlns:w14="http://schemas.microsoft.com/office/word/2010/wordml" xmlns:w15="http://schemas.microsoft.com/office/word/2012/wordml" xmlns:w16cex="http://schemas.microsoft.com/office/word/2018/wordml/cex" xmlns:w16cid="http://schemas.microsoft.com/office/word/2016/wordml/cid" xmlns:w16="http://schemas.microsoft.com/office/word/2018/wordml" xmlns:w16du="http://schemas.microsoft.com/office/word/2023/wordml/word16du" xmlns:w16sdtdh="http://schemas.microsoft.com/office/word/2020/wordml/sdtdatahash" xmlns:w16sdtfl="http://schemas.microsoft.com/office/word/2024/wordml/sdtformatlock" xmlns:w16se="http://schemas.microsoft.com/office/word/2015/wordml/symex" xmlns:wpg="http://schemas.microsoft.com/office/word/2010/wordprocessingGroup" xmlns:wpi="http://schemas.microsoft.com/office/word/2010/wordprocessingInk" xmlns:wne="http://schemas.microsoft.com/office/word/2006/wordml" xmlns:wps="http://schemas.microsoft.com/office/word/2010/wordprocessingShape" mc:Ignorable="w14 w15 w16se w16cid w16 w16cex w16sdtdh w16sdtfl w16du wp14">
   <w:body>
     <w:p>
       <w:pPr>
@@ -1210,8 +1210,6 @@
               </w:rPr>
               <w:t xml:space="preserve"> Việt Nam</w:t>
             </w:r>
-            <w:bookmarkStart w:id="0" w:name="_GoBack"/>
-            <w:bookmarkEnd w:id="0"/>
           </w:p>
         </w:tc>
         <w:tc>
@@ -1468,7 +1466,7 @@
                 <w:sz w:val="26"/>
                 <w:szCs w:val="26"/>
               </w:rPr>
-              <w:t>14</w:t>
+              <w:t>4</w:t>
             </w:r>
             <w:r>
               <w:rPr>
@@ -1504,7 +1502,7 @@
                 <w:sz w:val="26"/>
                 <w:szCs w:val="26"/>
               </w:rPr>
-              <w:t>5</w:t>
+              <w:t>6</w:t>
             </w:r>
             <w:r>
               <w:rPr>
@@ -1770,7 +1768,7 @@
 </file>
 
 <file path=word/endnotes.xml><?xml version="1.0" encoding="utf-8"?>
-<w:endnotes xmlns:wpc="http://schemas.microsoft.com/office/word/2010/wordprocessingCanvas" xmlns:cx="http://schemas.microsoft.com/office/drawing/2014/chartex" xmlns:cx1="http://schemas.microsoft.com/office/drawing/2015/9/8/chartex" xmlns:mc="http://schemas.openxmlformats.org/markup-compatibility/2006" xmlns:o="urn:schemas-microsoft-com:office:office" xmlns:r="http://schemas.openxmlformats.org/officeDocument/2006/relationships" xmlns:m="http://schemas.openxmlformats.org/officeDocument/2006/math" xmlns:v="urn:schemas-microsoft-com:vml" xmlns:wp14="http://schemas.microsoft.com/office/word/2010/wordprocessingDrawing" xmlns:wp="http://schemas.openxmlformats.org/drawingml/2006/wordprocessingDrawing" xmlns:w10="urn:schemas-microsoft-com:office:word" xmlns:w="http://schemas.openxmlformats.org/wordprocessingml/2006/main" xmlns:w14="http://schemas.microsoft.com/office/word/2010/wordml" xmlns:w15="http://schemas.microsoft.com/office/word/2012/wordml" xmlns:w16se="http://schemas.microsoft.com/office/word/2015/wordml/symex" xmlns:wpg="http://schemas.microsoft.com/office/word/2010/wordprocessingGroup" xmlns:wpi="http://schemas.microsoft.com/office/word/2010/wordprocessingInk" xmlns:wne="http://schemas.microsoft.com/office/word/2006/wordml" xmlns:wps="http://schemas.microsoft.com/office/word/2010/wordprocessingShape" mc:Ignorable="w14 w15 w16se wp14">
+<w:endnotes xmlns:wpc="http://schemas.microsoft.com/office/word/2010/wordprocessingCanvas" xmlns:cx="http://schemas.microsoft.com/office/drawing/2014/chartex" xmlns:cx1="http://schemas.microsoft.com/office/drawing/2015/9/8/chartex" xmlns:cx2="http://schemas.microsoft.com/office/drawing/2015/10/21/chartex" xmlns:cx3="http://schemas.microsoft.com/office/drawing/2016/5/9/chartex" xmlns:cx4="http://schemas.microsoft.com/office/drawing/2016/5/10/chartex" xmlns:cx5="http://schemas.microsoft.com/office/drawing/2016/5/11/chartex" xmlns:cx6="http://schemas.microsoft.com/office/drawing/2016/5/12/chartex" xmlns:cx7="http://schemas.microsoft.com/office/drawing/2016/5/13/chartex" xmlns:cx8="http://schemas.microsoft.com/office/drawing/2016/5/14/chartex" xmlns:mc="http://schemas.openxmlformats.org/markup-compatibility/2006" xmlns:aink="http://schemas.microsoft.com/office/drawing/2016/ink" xmlns:am3d="http://schemas.microsoft.com/office/drawing/2017/model3d" xmlns:o="urn:schemas-microsoft-com:office:office" xmlns:oel="http://schemas.microsoft.com/office/2019/extlst" xmlns:r="http://schemas.openxmlformats.org/officeDocument/2006/relationships" xmlns:m="http://schemas.openxmlformats.org/officeDocument/2006/math" xmlns:v="urn:schemas-microsoft-com:vml" xmlns:wp14="http://schemas.microsoft.com/office/word/2010/wordprocessingDrawing" xmlns:wp="http://schemas.openxmlformats.org/drawingml/2006/wordprocessingDrawing" xmlns:w10="urn:schemas-microsoft-com:office:word" xmlns:w="http://schemas.openxmlformats.org/wordprocessingml/2006/main" xmlns:w14="http://schemas.microsoft.com/office/word/2010/wordml" xmlns:w15="http://schemas.microsoft.com/office/word/2012/wordml" xmlns:w16cex="http://schemas.microsoft.com/office/word/2018/wordml/cex" xmlns:w16cid="http://schemas.microsoft.com/office/word/2016/wordml/cid" xmlns:w16="http://schemas.microsoft.com/office/word/2018/wordml" xmlns:w16du="http://schemas.microsoft.com/office/word/2023/wordml/word16du" xmlns:w16sdtdh="http://schemas.microsoft.com/office/word/2020/wordml/sdtdatahash" xmlns:w16sdtfl="http://schemas.microsoft.com/office/word/2024/wordml/sdtformatlock" xmlns:w16se="http://schemas.microsoft.com/office/word/2015/wordml/symex" xmlns:wpg="http://schemas.microsoft.com/office/word/2010/wordprocessingGroup" xmlns:wpi="http://schemas.microsoft.com/office/word/2010/wordprocessingInk" xmlns:wne="http://schemas.microsoft.com/office/word/2006/wordml" xmlns:wps="http://schemas.microsoft.com/office/word/2010/wordprocessingShape" mc:Ignorable="w14 w15 w16se w16cid w16 w16cex w16sdtdh w16sdtfl w16du wp14">
   <w:endnote w:type="separator" w:id="-1">
     <w:p>
       <w:pPr>
@@ -1795,7 +1793,7 @@
 </file>
 
 <file path=word/footnotes.xml><?xml version="1.0" encoding="utf-8"?>
-<w:footnotes xmlns:wpc="http://schemas.microsoft.com/office/word/2010/wordprocessingCanvas" xmlns:cx="http://schemas.microsoft.com/office/drawing/2014/chartex" xmlns:cx1="http://schemas.microsoft.com/office/drawing/2015/9/8/chartex" xmlns:mc="http://schemas.openxmlformats.org/markup-compatibility/2006" xmlns:o="urn:schemas-microsoft-com:office:office" xmlns:r="http://schemas.openxmlformats.org/officeDocument/2006/relationships" xmlns:m="http://schemas.openxmlformats.org/officeDocument/2006/math" xmlns:v="urn:schemas-microsoft-com:vml" xmlns:wp14="http://schemas.microsoft.com/office/word/2010/wordprocessingDrawing" xmlns:wp="http://schemas.openxmlformats.org/drawingml/2006/wordprocessingDrawing" xmlns:w10="urn:schemas-microsoft-com:office:word" xmlns:w="http://schemas.openxmlformats.org/wordprocessingml/2006/main" xmlns:w14="http://schemas.microsoft.com/office/word/2010/wordml" xmlns:w15="http://schemas.microsoft.com/office/word/2012/wordml" xmlns:w16se="http://schemas.microsoft.com/office/word/2015/wordml/symex" xmlns:wpg="http://schemas.microsoft.com/office/word/2010/wordprocessingGroup" xmlns:wpi="http://schemas.microsoft.com/office/word/2010/wordprocessingInk" xmlns:wne="http://schemas.microsoft.com/office/word/2006/wordml" xmlns:wps="http://schemas.microsoft.com/office/word/2010/wordprocessingShape" mc:Ignorable="w14 w15 w16se wp14">
+<w:footnotes xmlns:wpc="http://schemas.microsoft.com/office/word/2010/wordprocessingCanvas" xmlns:cx="http://schemas.microsoft.com/office/drawing/2014/chartex" xmlns:cx1="http://schemas.microsoft.com/office/drawing/2015/9/8/chartex" xmlns:cx2="http://schemas.microsoft.com/office/drawing/2015/10/21/chartex" xmlns:cx3="http://schemas.microsoft.com/office/drawing/2016/5/9/chartex" xmlns:cx4="http://schemas.microsoft.com/office/drawing/2016/5/10/chartex" xmlns:cx5="http://schemas.microsoft.com/office/drawing/2016/5/11/chartex" xmlns:cx6="http://schemas.microsoft.com/office/drawing/2016/5/12/chartex" xmlns:cx7="http://schemas.microsoft.com/office/drawing/2016/5/13/chartex" xmlns:cx8="http://schemas.microsoft.com/office/drawing/2016/5/14/chartex" xmlns:mc="http://schemas.openxmlformats.org/markup-compatibility/2006" xmlns:aink="http://schemas.microsoft.com/office/drawing/2016/ink" xmlns:am3d="http://schemas.microsoft.com/office/drawing/2017/model3d" xmlns:o="urn:schemas-microsoft-com:office:office" xmlns:oel="http://schemas.microsoft.com/office/2019/extlst" xmlns:r="http://schemas.openxmlformats.org/officeDocument/2006/relationships" xmlns:m="http://schemas.openxmlformats.org/officeDocument/2006/math" xmlns:v="urn:schemas-microsoft-com:vml" xmlns:wp14="http://schemas.microsoft.com/office/word/2010/wordprocessingDrawing" xmlns:wp="http://schemas.openxmlformats.org/drawingml/2006/wordprocessingDrawing" xmlns:w10="urn:schemas-microsoft-com:office:word" xmlns:w="http://schemas.openxmlformats.org/wordprocessingml/2006/main" xmlns:w14="http://schemas.microsoft.com/office/word/2010/wordml" xmlns:w15="http://schemas.microsoft.com/office/word/2012/wordml" xmlns:w16cex="http://schemas.microsoft.com/office/word/2018/wordml/cex" xmlns:w16cid="http://schemas.microsoft.com/office/word/2016/wordml/cid" xmlns:w16="http://schemas.microsoft.com/office/word/2018/wordml" xmlns:w16du="http://schemas.microsoft.com/office/word/2023/wordml/word16du" xmlns:w16sdtdh="http://schemas.microsoft.com/office/word/2020/wordml/sdtdatahash" xmlns:w16sdtfl="http://schemas.microsoft.com/office/word/2024/wordml/sdtformatlock" xmlns:w16se="http://schemas.microsoft.com/office/word/2015/wordml/symex" xmlns:wpg="http://schemas.microsoft.com/office/word/2010/wordprocessingGroup" xmlns:wpi="http://schemas.microsoft.com/office/word/2010/wordprocessingInk" xmlns:wne="http://schemas.microsoft.com/office/word/2006/wordml" xmlns:wps="http://schemas.microsoft.com/office/word/2010/wordprocessingShape" mc:Ignorable="w14 w15 w16se w16cid w16 w16cex w16sdtdh w16sdtfl w16du wp14">
   <w:footnote w:type="separator" w:id="-1">
     <w:p>
       <w:pPr>
@@ -2030,7 +2028,7 @@
 </file>
 
 <file path=word/header1.xml><?xml version="1.0" encoding="utf-8"?>
-<w:hdr xmlns:wpc="http://schemas.microsoft.com/office/word/2010/wordprocessingCanvas" xmlns:cx="http://schemas.microsoft.com/office/drawing/2014/chartex" xmlns:cx1="http://schemas.microsoft.com/office/drawing/2015/9/8/chartex" xmlns:mc="http://schemas.openxmlformats.org/markup-compatibility/2006" xmlns:o="urn:schemas-microsoft-com:office:office" xmlns:r="http://schemas.openxmlformats.org/officeDocument/2006/relationships" xmlns:m="http://schemas.openxmlformats.org/officeDocument/2006/math" xmlns:v="urn:schemas-microsoft-com:vml" xmlns:wp14="http://schemas.microsoft.com/office/word/2010/wordprocessingDrawing" xmlns:wp="http://schemas.openxmlformats.org/drawingml/2006/wordprocessingDrawing" xmlns:w10="urn:schemas-microsoft-com:office:word" xmlns:w="http://schemas.openxmlformats.org/wordprocessingml/2006/main" xmlns:w14="http://schemas.microsoft.com/office/word/2010/wordml" xmlns:w15="http://schemas.microsoft.com/office/word/2012/wordml" xmlns:w16se="http://schemas.microsoft.com/office/word/2015/wordml/symex" xmlns:wpg="http://schemas.microsoft.com/office/word/2010/wordprocessingGroup" xmlns:wpi="http://schemas.microsoft.com/office/word/2010/wordprocessingInk" xmlns:wne="http://schemas.microsoft.com/office/word/2006/wordml" xmlns:wps="http://schemas.microsoft.com/office/word/2010/wordprocessingShape" mc:Ignorable="w14 w15 w16se wp14">
+<w:hdr xmlns:wpc="http://schemas.microsoft.com/office/word/2010/wordprocessingCanvas" xmlns:cx="http://schemas.microsoft.com/office/drawing/2014/chartex" xmlns:cx1="http://schemas.microsoft.com/office/drawing/2015/9/8/chartex" xmlns:cx2="http://schemas.microsoft.com/office/drawing/2015/10/21/chartex" xmlns:cx3="http://schemas.microsoft.com/office/drawing/2016/5/9/chartex" xmlns:cx4="http://schemas.microsoft.com/office/drawing/2016/5/10/chartex" xmlns:cx5="http://schemas.microsoft.com/office/drawing/2016/5/11/chartex" xmlns:cx6="http://schemas.microsoft.com/office/drawing/2016/5/12/chartex" xmlns:cx7="http://schemas.microsoft.com/office/drawing/2016/5/13/chartex" xmlns:cx8="http://schemas.microsoft.com/office/drawing/2016/5/14/chartex" xmlns:mc="http://schemas.openxmlformats.org/markup-compatibility/2006" xmlns:aink="http://schemas.microsoft.com/office/drawing/2016/ink" xmlns:am3d="http://schemas.microsoft.com/office/drawing/2017/model3d" xmlns:o="urn:schemas-microsoft-com:office:office" xmlns:oel="http://schemas.microsoft.com/office/2019/extlst" xmlns:r="http://schemas.openxmlformats.org/officeDocument/2006/relationships" xmlns:m="http://schemas.openxmlformats.org/officeDocument/2006/math" xmlns:v="urn:schemas-microsoft-com:vml" xmlns:wp14="http://schemas.microsoft.com/office/word/2010/wordprocessingDrawing" xmlns:wp="http://schemas.openxmlformats.org/drawingml/2006/wordprocessingDrawing" xmlns:w10="urn:schemas-microsoft-com:office:word" xmlns:w="http://schemas.openxmlformats.org/wordprocessingml/2006/main" xmlns:w14="http://schemas.microsoft.com/office/word/2010/wordml" xmlns:w15="http://schemas.microsoft.com/office/word/2012/wordml" xmlns:w16cex="http://schemas.microsoft.com/office/word/2018/wordml/cex" xmlns:w16cid="http://schemas.microsoft.com/office/word/2016/wordml/cid" xmlns:w16="http://schemas.microsoft.com/office/word/2018/wordml" xmlns:w16du="http://schemas.microsoft.com/office/word/2023/wordml/word16du" xmlns:w16sdtdh="http://schemas.microsoft.com/office/word/2020/wordml/sdtdatahash" xmlns:w16sdtfl="http://schemas.microsoft.com/office/word/2024/wordml/sdtformatlock" xmlns:w16se="http://schemas.microsoft.com/office/word/2015/wordml/symex" xmlns:wpg="http://schemas.microsoft.com/office/word/2010/wordprocessingGroup" xmlns:wpi="http://schemas.microsoft.com/office/word/2010/wordprocessingInk" xmlns:wne="http://schemas.microsoft.com/office/word/2006/wordml" xmlns:wps="http://schemas.microsoft.com/office/word/2010/wordprocessingShape" mc:Ignorable="w14 w15 w16se w16cid w16 w16cex w16sdtdh w16sdtfl w16du wp14">
   <w:p>
     <w:pPr>
       <w:pStyle w:val="Header"/>
@@ -2041,7 +2039,7 @@
 </file>
 
 <file path=word/numbering.xml><?xml version="1.0" encoding="utf-8"?>
-<w:numbering xmlns:wpc="http://schemas.microsoft.com/office/word/2010/wordprocessingCanvas" xmlns:cx="http://schemas.microsoft.com/office/drawing/2014/chartex" xmlns:cx1="http://schemas.microsoft.com/office/drawing/2015/9/8/chartex" xmlns:mc="http://schemas.openxmlformats.org/markup-compatibility/2006" xmlns:o="urn:schemas-microsoft-com:office:office" xmlns:r="http://schemas.openxmlformats.org/officeDocument/2006/relationships" xmlns:m="http://schemas.openxmlformats.org/officeDocument/2006/math" xmlns:v="urn:schemas-microsoft-com:vml" xmlns:wp14="http://schemas.microsoft.com/office/word/2010/wordprocessingDrawing" xmlns:wp="http://schemas.openxmlformats.org/drawingml/2006/wordprocessingDrawing" xmlns:w10="urn:schemas-microsoft-com:office:word" xmlns:w="http://schemas.openxmlformats.org/wordprocessingml/2006/main" xmlns:w14="http://schemas.microsoft.com/office/word/2010/wordml" xmlns:w15="http://schemas.microsoft.com/office/word/2012/wordml" xmlns:w16se="http://schemas.microsoft.com/office/word/2015/wordml/symex" xmlns:wpg="http://schemas.microsoft.com/office/word/2010/wordprocessingGroup" xmlns:wpi="http://schemas.microsoft.com/office/word/2010/wordprocessingInk" xmlns:wne="http://schemas.microsoft.com/office/word/2006/wordml" xmlns:wps="http://schemas.microsoft.com/office/word/2010/wordprocessingShape" mc:Ignorable="w14 w15 w16se wp14">
+<w:numbering xmlns:wpc="http://schemas.microsoft.com/office/word/2010/wordprocessingCanvas" xmlns:cx="http://schemas.microsoft.com/office/drawing/2014/chartex" xmlns:cx1="http://schemas.microsoft.com/office/drawing/2015/9/8/chartex" xmlns:cx2="http://schemas.microsoft.com/office/drawing/2015/10/21/chartex" xmlns:cx3="http://schemas.microsoft.com/office/drawing/2016/5/9/chartex" xmlns:cx4="http://schemas.microsoft.com/office/drawing/2016/5/10/chartex" xmlns:cx5="http://schemas.microsoft.com/office/drawing/2016/5/11/chartex" xmlns:cx6="http://schemas.microsoft.com/office/drawing/2016/5/12/chartex" xmlns:cx7="http://schemas.microsoft.com/office/drawing/2016/5/13/chartex" xmlns:cx8="http://schemas.microsoft.com/office/drawing/2016/5/14/chartex" xmlns:mc="http://schemas.openxmlformats.org/markup-compatibility/2006" xmlns:aink="http://schemas.microsoft.com/office/drawing/2016/ink" xmlns:am3d="http://schemas.microsoft.com/office/drawing/2017/model3d" xmlns:o="urn:schemas-microsoft-com:office:office" xmlns:oel="http://schemas.microsoft.com/office/2019/extlst" xmlns:r="http://schemas.openxmlformats.org/officeDocument/2006/relationships" xmlns:m="http://schemas.openxmlformats.org/officeDocument/2006/math" xmlns:v="urn:schemas-microsoft-com:vml" xmlns:wp14="http://schemas.microsoft.com/office/word/2010/wordprocessingDrawing" xmlns:wp="http://schemas.openxmlformats.org/drawingml/2006/wordprocessingDrawing" xmlns:w10="urn:schemas-microsoft-com:office:word" xmlns:w="http://schemas.openxmlformats.org/wordprocessingml/2006/main" xmlns:w14="http://schemas.microsoft.com/office/word/2010/wordml" xmlns:w15="http://schemas.microsoft.com/office/word/2012/wordml" xmlns:w16cex="http://schemas.microsoft.com/office/word/2018/wordml/cex" xmlns:w16cid="http://schemas.microsoft.com/office/word/2016/wordml/cid" xmlns:w16="http://schemas.microsoft.com/office/word/2018/wordml" xmlns:w16du="http://schemas.microsoft.com/office/word/2023/wordml/word16du" xmlns:w16sdtdh="http://schemas.microsoft.com/office/word/2020/wordml/sdtdatahash" xmlns:w16sdtfl="http://schemas.microsoft.com/office/word/2024/wordml/sdtformatlock" xmlns:w16se="http://schemas.microsoft.com/office/word/2015/wordml/symex" xmlns:wpg="http://schemas.microsoft.com/office/word/2010/wordprocessingGroup" xmlns:wpi="http://schemas.microsoft.com/office/word/2010/wordprocessingInk" xmlns:wne="http://schemas.microsoft.com/office/word/2006/wordml" xmlns:wps="http://schemas.microsoft.com/office/word/2010/wordprocessingShape" mc:Ignorable="w14 w15 w16se w16cid w16 w16cex w16sdtdh w16sdtfl w16du wp14">
   <w:abstractNum w:abstractNumId="0" w15:restartNumberingAfterBreak="0">
     <w:nsid w:val="5AD55BB2"/>
     <w:multiLevelType w:val="hybridMultilevel"/>
@@ -2134,14 +2132,14 @@
       </w:pPr>
     </w:lvl>
   </w:abstractNum>
-  <w:num w:numId="1">
+  <w:num w:numId="1" w16cid:durableId="228611943">
     <w:abstractNumId w:val="0"/>
   </w:num>
 </w:numbering>
 </file>
 
 <file path=word/styles.xml><?xml version="1.0" encoding="utf-8"?>
-<w:styles xmlns:mc="http://schemas.openxmlformats.org/markup-compatibility/2006" xmlns:r="http://schemas.openxmlformats.org/officeDocument/2006/relationships" xmlns:w="http://schemas.openxmlformats.org/wordprocessingml/2006/main" xmlns:w14="http://schemas.microsoft.com/office/word/2010/wordml" xmlns:w15="http://schemas.microsoft.com/office/word/2012/wordml" xmlns:w16se="http://schemas.microsoft.com/office/word/2015/wordml/symex" mc:Ignorable="w14 w15 w16se">
+<w:styles xmlns:mc="http://schemas.openxmlformats.org/markup-compatibility/2006" xmlns:r="http://schemas.openxmlformats.org/officeDocument/2006/relationships" xmlns:w="http://schemas.openxmlformats.org/wordprocessingml/2006/main" xmlns:w14="http://schemas.microsoft.com/office/word/2010/wordml" xmlns:w15="http://schemas.microsoft.com/office/word/2012/wordml" xmlns:w16cex="http://schemas.microsoft.com/office/word/2018/wordml/cex" xmlns:w16cid="http://schemas.microsoft.com/office/word/2016/wordml/cid" xmlns:w16="http://schemas.microsoft.com/office/word/2018/wordml" xmlns:w16du="http://schemas.microsoft.com/office/word/2023/wordml/word16du" xmlns:w16sdtdh="http://schemas.microsoft.com/office/word/2020/wordml/sdtdatahash" xmlns:w16sdtfl="http://schemas.microsoft.com/office/word/2024/wordml/sdtformatlock" xmlns:w16se="http://schemas.microsoft.com/office/word/2015/wordml/symex" mc:Ignorable="w14 w15 w16se w16cid w16 w16cex w16sdtdh w16sdtfl w16du">
   <w:docDefaults>
     <w:rPrDefault>
       <w:rPr>
@@ -2157,7 +2155,7 @@
       </w:pPr>
     </w:pPrDefault>
   </w:docDefaults>
-  <w:latentStyles w:defLockedState="0" w:defUIPriority="99" w:defSemiHidden="0" w:defUnhideWhenUsed="0" w:defQFormat="0" w:count="371">
+  <w:latentStyles w:defLockedState="0" w:defUIPriority="99" w:defSemiHidden="0" w:defUnhideWhenUsed="0" w:defQFormat="0" w:count="376">
     <w:lsdException w:name="Normal" w:uiPriority="0" w:qFormat="1"/>
     <w:lsdException w:name="heading 1" w:uiPriority="9" w:qFormat="1"/>
     <w:lsdException w:name="heading 2" w:semiHidden="1" w:uiPriority="9" w:unhideWhenUsed="1" w:qFormat="1"/>
@@ -2529,6 +2527,11 @@
     <w:lsdException w:name="List Table 5 Dark Accent 6" w:uiPriority="50"/>
     <w:lsdException w:name="List Table 6 Colorful Accent 6" w:uiPriority="51"/>
     <w:lsdException w:name="List Table 7 Colorful Accent 6" w:uiPriority="52"/>
+    <w:lsdException w:name="Mention" w:semiHidden="1" w:unhideWhenUsed="1"/>
+    <w:lsdException w:name="Smart Hyperlink" w:semiHidden="1" w:unhideWhenUsed="1"/>
+    <w:lsdException w:name="Hashtag" w:semiHidden="1" w:unhideWhenUsed="1"/>
+    <w:lsdException w:name="Unresolved Mention" w:semiHidden="1" w:unhideWhenUsed="1"/>
+    <w:lsdException w:name="Smart Link" w:semiHidden="1" w:unhideWhenUsed="1"/>
   </w:latentStyles>
   <w:style w:type="paragraph" w:default="1" w:styleId="Normal">
     <w:name w:val="Normal"/>
